--- a/examples/references/doc/map_ref_keys_and_replace_single.docx
+++ b/examples/references/doc/map_ref_keys_and_replace_single.docx
@@ -179,13 +179,82 @@
         <w:rPr>
           <w:rStyle w:val="StringTok"/>
         </w:rPr>
-        <w:t xml:space="preserve">"https://raw.githubusercontent.com/eogasawara/mylibrary/refs/heads/main/references/ref_utils.R"</w:t>
+        <w:t xml:space="preserve">"../../references/myReferences.R"</w:t>
       </w:r>
       <w:r>
         <w:rPr>
           <w:rStyle w:val="NormalTok"/>
         </w:rPr>
         <w:t xml:space="preserve">)</w:t>
+      </w:r>
+      <w:r>
+        <w:br/>
+      </w:r>
+      <w:r>
+        <w:rPr>
+          <w:rStyle w:val="FunctionTok"/>
+        </w:rPr>
+        <w:t xml:space="preserve">source</w:t>
+      </w:r>
+      <w:r>
+        <w:rPr>
+          <w:rStyle w:val="NormalTok"/>
+        </w:rPr>
+        <w:t xml:space="preserve">(</w:t>
+      </w:r>
+      <w:r>
+        <w:rPr>
+          <w:rStyle w:val="StringTok"/>
+        </w:rPr>
+        <w:t xml:space="preserve">"../../references/ref_utils.R"</w:t>
+      </w:r>
+      <w:r>
+        <w:rPr>
+          <w:rStyle w:val="NormalTok"/>
+        </w:rPr>
+        <w:t xml:space="preserve">)</w:t>
+      </w:r>
+      <w:r>
+        <w:br/>
+      </w:r>
+      <w:r>
+        <w:rPr>
+          <w:rStyle w:val="FunctionTok"/>
+        </w:rPr>
+        <w:t xml:space="preserve">source</w:t>
+      </w:r>
+      <w:r>
+        <w:rPr>
+          <w:rStyle w:val="NormalTok"/>
+        </w:rPr>
+        <w:t xml:space="preserve">(</w:t>
+      </w:r>
+      <w:r>
+        <w:rPr>
+          <w:rStyle w:val="StringTok"/>
+        </w:rPr>
+        <w:t xml:space="preserve">"reference_examples_setup.R"</w:t>
+      </w:r>
+      <w:r>
+        <w:rPr>
+          <w:rStyle w:val="NormalTok"/>
+        </w:rPr>
+        <w:t xml:space="preserve">)</w:t>
+      </w:r>
+      <w:r>
+        <w:br/>
+      </w:r>
+      <w:r>
+        <w:rPr>
+          <w:rStyle w:val="FunctionTok"/>
+        </w:rPr>
+        <w:t xml:space="preserve">ensure_reference_example_files</w:t>
+      </w:r>
+      <w:r>
+        <w:rPr>
+          <w:rStyle w:val="NormalTok"/>
+        </w:rPr>
+        <w:t xml:space="preserve">()</w:t>
       </w:r>
     </w:p>
     <w:p>
@@ -222,7 +291,19 @@
         <w:rPr>
           <w:rStyle w:val="StringTok"/>
         </w:rPr>
-        <w:t xml:space="preserve">"path/to/references-old.bib"</w:t>
+        <w:t xml:space="preserve">"map_old_references.bib"</w:t>
+      </w:r>
+      <w:r>
+        <w:rPr>
+          <w:rStyle w:val="NormalTok"/>
+        </w:rPr>
+        <w:t xml:space="preserve"> </w:t>
+      </w:r>
+      <w:r>
+        <w:rPr>
+          <w:rStyle w:val="CommentTok"/>
+        </w:rPr>
+        <w:t xml:space="preserve"># arquivo .bib antigo no diretorio atual</w:t>
       </w:r>
       <w:r>
         <w:br/>
@@ -249,7 +330,19 @@
         <w:rPr>
           <w:rStyle w:val="StringTok"/>
         </w:rPr>
-        <w:t xml:space="preserve">"path/to/references.bib"</w:t>
+        <w:t xml:space="preserve">"map_new_references.bib"</w:t>
+      </w:r>
+      <w:r>
+        <w:rPr>
+          <w:rStyle w:val="NormalTok"/>
+        </w:rPr>
+        <w:t xml:space="preserve"> </w:t>
+      </w:r>
+      <w:r>
+        <w:rPr>
+          <w:rStyle w:val="CommentTok"/>
+        </w:rPr>
+        <w:t xml:space="preserve"># arquivo .bib novo no diretorio atual</w:t>
       </w:r>
       <w:r>
         <w:br/>
@@ -276,7 +369,19 @@
         <w:rPr>
           <w:rStyle w:val="StringTok"/>
         </w:rPr>
-        <w:t xml:space="preserve">"path/to/main.tex"</w:t>
+        <w:t xml:space="preserve">"map_main.tex"</w:t>
+      </w:r>
+      <w:r>
+        <w:rPr>
+          <w:rStyle w:val="NormalTok"/>
+        </w:rPr>
+        <w:t xml:space="preserve"> </w:t>
+      </w:r>
+      <w:r>
+        <w:rPr>
+          <w:rStyle w:val="CommentTok"/>
+        </w:rPr>
+        <w:t xml:space="preserve"># arquivo .tex no diretorio atual</w:t>
       </w:r>
     </w:p>
     <w:p>
@@ -386,6 +491,17 @@
           <w:rStyle w:val="NormalTok"/>
         </w:rPr>
         <w:t xml:space="preserve">)</w:t>
+      </w:r>
+    </w:p>
+    <w:p>
+      <w:pPr>
+        <w:pStyle w:val="SourceCode"/>
+      </w:pPr>
+      <w:r>
+        <w:rPr>
+          <w:rStyle w:val="VerbatimChar"/>
+        </w:rPr>
+        <w:t xml:space="preserve">## Applied key replacements to: map_main.tex</w:t>
       </w:r>
     </w:p>
     <w:sectPr>

--- a/examples/references/doc/map_ref_keys_and_replace_single.docx
+++ b/examples/references/doc/map_ref_keys_and_replace_single.docx
@@ -179,7 +179,7 @@
         <w:rPr>
           <w:rStyle w:val="StringTok"/>
         </w:rPr>
-        <w:t xml:space="preserve">"../../references/myReferences.R"</w:t>
+        <w:t xml:space="preserve">"https://raw.githubusercontent.com/eogasawara/mylibrary/refs/heads/main/references/ref_utils.R"</w:t>
       </w:r>
       <w:r>
         <w:rPr>
@@ -206,7 +206,7 @@
         <w:rPr>
           <w:rStyle w:val="StringTok"/>
         </w:rPr>
-        <w:t xml:space="preserve">"../../references/ref_utils.R"</w:t>
+        <w:t xml:space="preserve">"https://raw.githubusercontent.com/eogasawara/mylibrary/refs/heads/main/references/reference_examples_setup.R"</w:t>
       </w:r>
       <w:r>
         <w:rPr>
@@ -221,34 +221,7 @@
         <w:rPr>
           <w:rStyle w:val="FunctionTok"/>
         </w:rPr>
-        <w:t xml:space="preserve">source</w:t>
-      </w:r>
-      <w:r>
-        <w:rPr>
-          <w:rStyle w:val="NormalTok"/>
-        </w:rPr>
-        <w:t xml:space="preserve">(</w:t>
-      </w:r>
-      <w:r>
-        <w:rPr>
-          <w:rStyle w:val="StringTok"/>
-        </w:rPr>
-        <w:t xml:space="preserve">"reference_examples_setup.R"</w:t>
-      </w:r>
-      <w:r>
-        <w:rPr>
-          <w:rStyle w:val="NormalTok"/>
-        </w:rPr>
-        <w:t xml:space="preserve">)</w:t>
-      </w:r>
-      <w:r>
-        <w:br/>
-      </w:r>
-      <w:r>
-        <w:rPr>
-          <w:rStyle w:val="FunctionTok"/>
-        </w:rPr>
-        <w:t xml:space="preserve">ensure_reference_example_files</w:t>
+        <w:t xml:space="preserve">download_reference_example_files</w:t>
       </w:r>
       <w:r>
         <w:rPr>

--- a/examples/references/doc/map_ref_keys_and_replace_single.docx
+++ b/examples/references/doc/map_ref_keys_and_replace_single.docx
@@ -186,6 +186,33 @@
           <w:rStyle w:val="NormalTok"/>
         </w:rPr>
         <w:t xml:space="preserve">)</w:t>
+      </w:r>
+      <w:r>
+        <w:br/>
+      </w:r>
+      <w:r>
+        <w:rPr>
+          <w:rStyle w:val="CommentTok"/>
+        </w:rPr>
+        <w:t xml:space="preserve"># As duas linhas abaixo sao apenas para o cenario de teste desta documentacao.</w:t>
+      </w:r>
+      <w:r>
+        <w:br/>
+      </w:r>
+      <w:r>
+        <w:rPr>
+          <w:rStyle w:val="CommentTok"/>
+        </w:rPr>
+        <w:t xml:space="preserve"># Em uso real, basta remover esse bloco e configurar corretamente as variaveis</w:t>
+      </w:r>
+      <w:r>
+        <w:br/>
+      </w:r>
+      <w:r>
+        <w:rPr>
+          <w:rStyle w:val="CommentTok"/>
+        </w:rPr>
+        <w:t xml:space="preserve"># de entrada para apontarem para os seus arquivos reais.</w:t>
       </w:r>
       <w:r>
         <w:br/>
